--- a/modelos/desenvolvimento/ModeloDev - Relatório de Acompanhamento de Projeto.docx
+++ b/modelos/desenvolvimento/ModeloDev - Relatório de Acompanhamento de Projeto.docx
@@ -2331,25 +2331,7 @@
                 <w:sz w:val="24"/>
                 <w:szCs w:val="24"/>
               </w:rPr>
-              <w:t>[</w:t>
-            </w:r>
-            <w:proofErr w:type="gramStart"/>
-            <w:r>
-              <w:rPr>
-                <w:rFonts w:ascii="Calibri" w:eastAsia="Calibri" w:hAnsi="Calibri" w:cs="Calibri"/>
-                <w:sz w:val="24"/>
-                <w:szCs w:val="24"/>
-              </w:rPr>
-              <w:t>TITULO</w:t>
-            </w:r>
-            <w:proofErr w:type="gramEnd"/>
-            <w:r>
-              <w:rPr>
-                <w:rFonts w:ascii="Calibri" w:eastAsia="Calibri" w:hAnsi="Calibri" w:cs="Calibri"/>
-                <w:sz w:val="24"/>
-                <w:szCs w:val="24"/>
-              </w:rPr>
-              <w:t>]</w:t>
+              <w:t>[TITULO]</w:t>
             </w:r>
           </w:p>
         </w:tc>
@@ -2384,25 +2366,7 @@
                 <w:sz w:val="24"/>
                 <w:szCs w:val="24"/>
               </w:rPr>
-              <w:t>[DATA_</w:t>
-            </w:r>
-            <w:proofErr w:type="gramStart"/>
-            <w:r>
-              <w:rPr>
-                <w:rFonts w:ascii="Calibri" w:eastAsia="Calibri" w:hAnsi="Calibri" w:cs="Calibri"/>
-                <w:sz w:val="24"/>
-                <w:szCs w:val="24"/>
-              </w:rPr>
-              <w:t>INICIO</w:t>
-            </w:r>
-            <w:proofErr w:type="gramEnd"/>
-            <w:r>
-              <w:rPr>
-                <w:rFonts w:ascii="Calibri" w:eastAsia="Calibri" w:hAnsi="Calibri" w:cs="Calibri"/>
-                <w:sz w:val="24"/>
-                <w:szCs w:val="24"/>
-              </w:rPr>
-              <w:t>]</w:t>
+              <w:t>[DATA_INICIO]</w:t>
             </w:r>
           </w:p>
         </w:tc>
@@ -2512,43 +2476,7 @@
           <w:sz w:val="24"/>
           <w:szCs w:val="24"/>
         </w:rPr>
-        <w:t xml:space="preserve"> com o seu login e senha da plataforma do </w:t>
-      </w:r>
-      <w:proofErr w:type="spellStart"/>
-      <w:r>
-        <w:rPr>
-          <w:rFonts w:ascii="Calibri" w:eastAsia="Calibri" w:hAnsi="Calibri" w:cs="Calibri"/>
-          <w:sz w:val="24"/>
-          <w:szCs w:val="24"/>
-        </w:rPr>
-        <w:t>GitLab</w:t>
-      </w:r>
-      <w:proofErr w:type="spellEnd"/>
-      <w:r>
-        <w:rPr>
-          <w:rFonts w:ascii="Calibri" w:eastAsia="Calibri" w:hAnsi="Calibri" w:cs="Calibri"/>
-          <w:sz w:val="24"/>
-          <w:szCs w:val="24"/>
-        </w:rPr>
-        <w:t xml:space="preserve">. Caso seu usuário não tenha acesso a esse board, por favor solicitar acesso a </w:t>
-      </w:r>
-      <w:proofErr w:type="spellStart"/>
-      <w:r>
-        <w:rPr>
-          <w:rFonts w:ascii="Calibri" w:eastAsia="Calibri" w:hAnsi="Calibri" w:cs="Calibri"/>
-          <w:sz w:val="24"/>
-          <w:szCs w:val="24"/>
-        </w:rPr>
-        <w:t>LogAp</w:t>
-      </w:r>
-      <w:proofErr w:type="spellEnd"/>
-      <w:r>
-        <w:rPr>
-          <w:rFonts w:ascii="Calibri" w:eastAsia="Calibri" w:hAnsi="Calibri" w:cs="Calibri"/>
-          <w:sz w:val="24"/>
-          <w:szCs w:val="24"/>
-        </w:rPr>
-        <w:t>.</w:t>
+        <w:t xml:space="preserve"> com o seu login e senha da plataforma do GitLab. Caso seu usuário não tenha acesso a esse board, por favor solicitar acesso a LogAp.</w:t>
       </w:r>
       <w:r>
         <w:rPr>
@@ -2791,22 +2719,6 @@
                 <w:szCs w:val="24"/>
               </w:rPr>
             </w:pPr>
-            <w:r>
-              <w:rPr>
-                <w:rFonts w:ascii="Calibri" w:eastAsia="Calibri" w:hAnsi="Calibri" w:cs="Calibri"/>
-                <w:sz w:val="24"/>
-                <w:szCs w:val="24"/>
-              </w:rPr>
-              <w:t>[NNN]</w:t>
-            </w:r>
-            <w:r>
-              <w:rPr>
-                <w:rFonts w:ascii="Calibri" w:eastAsia="Calibri" w:hAnsi="Calibri" w:cs="Calibri"/>
-                <w:sz w:val="24"/>
-                <w:szCs w:val="24"/>
-              </w:rPr>
-              <w:t xml:space="preserve">/[AAAA] - </w:t>
-            </w:r>
             <w:r>
               <w:rPr>
                 <w:rFonts w:ascii="Calibri" w:eastAsia="Calibri" w:hAnsi="Calibri" w:cs="Calibri"/>
@@ -3081,27 +2993,7 @@
         <w:sz w:val="24"/>
         <w:szCs w:val="24"/>
       </w:rPr>
-      <w:t xml:space="preserve"> Rua Tereza Bezerra </w:t>
-    </w:r>
-    <w:proofErr w:type="spellStart"/>
-    <w:r>
-      <w:rPr>
-        <w:rFonts w:ascii="Calibri" w:eastAsia="Calibri" w:hAnsi="Calibri" w:cs="Calibri"/>
-        <w:color w:val="666666"/>
-        <w:sz w:val="24"/>
-        <w:szCs w:val="24"/>
-      </w:rPr>
-      <w:t>Salustino</w:t>
-    </w:r>
-    <w:proofErr w:type="spellEnd"/>
-    <w:r>
-      <w:rPr>
-        <w:rFonts w:ascii="Calibri" w:eastAsia="Calibri" w:hAnsi="Calibri" w:cs="Calibri"/>
-        <w:color w:val="666666"/>
-        <w:sz w:val="24"/>
-        <w:szCs w:val="24"/>
-      </w:rPr>
-      <w:t>, 1901 - Lagoa Nova, Natal/RN, Sala 9, 59075-225</w:t>
+      <w:t xml:space="preserve"> Rua Tereza Bezerra Salustino, 1901 - Lagoa Nova, Natal/RN, Sala 9, 59075-225</w:t>
     </w:r>
   </w:p>
   <w:p>
@@ -3283,21 +3175,7 @@
       <w:rPr>
         <w:color w:val="666666"/>
       </w:rPr>
-      <w:t xml:space="preserve"> Rua da </w:t>
-    </w:r>
-    <w:proofErr w:type="spellStart"/>
-    <w:r>
-      <w:rPr>
-        <w:color w:val="666666"/>
-      </w:rPr>
-      <w:t>Bronzita</w:t>
-    </w:r>
-    <w:proofErr w:type="spellEnd"/>
-    <w:r>
-      <w:rPr>
-        <w:color w:val="666666"/>
-      </w:rPr>
-      <w:t>, 1917, Lagoa Nova, Natal/RN, Sala 3, 59.076-500</w:t>
+      <w:t xml:space="preserve"> Rua da Bronzita, 1917, Lagoa Nova, Natal/RN, Sala 3, 59.076-500</w:t>
     </w:r>
   </w:p>
   <w:p>
